--- a/МДК 06.01/ЛАБА 4/ЛР4 Шильников М.Ю..docx
+++ b/МДК 06.01/ЛАБА 4/ЛР4 Шильников М.Ю..docx
@@ -70,8 +70,19 @@
           <w:sz w:val="24"/>
           <w:szCs w:val="24"/>
         </w:rPr>
-        <w:t>Колледж ВятГУ</w:t>
-      </w:r>
+        <w:t xml:space="preserve">Колледж </w:t>
+      </w:r>
+      <w:proofErr w:type="spellStart"/>
+      <w:r>
+        <w:rPr>
+          <w:rFonts w:ascii="Times New Roman" w:hAnsi="Times New Roman"/>
+          <w:b/>
+          <w:sz w:val="24"/>
+          <w:szCs w:val="24"/>
+        </w:rPr>
+        <w:t>ВятГУ</w:t>
+      </w:r>
+      <w:proofErr w:type="spellEnd"/>
     </w:p>
     <w:p>
       <w:pPr>
@@ -857,7 +868,25 @@
           <w:sz w:val="28"/>
           <w:szCs w:val="28"/>
         </w:rPr>
-        <w:t xml:space="preserve">«Змейка» (англ. Snake) – это классический жанр аркадных игр, где игрок управляет постоянно растущей линией, избегая столкновений. </w:t>
+        <w:t xml:space="preserve">«Змейка» (англ. </w:t>
+      </w:r>
+      <w:proofErr w:type="spellStart"/>
+      <w:r>
+        <w:rPr>
+          <w:rFonts w:ascii="Times New Roman" w:eastAsia="Times New Roman" w:hAnsi="Times New Roman" w:cs="Times New Roman"/>
+          <w:sz w:val="28"/>
+          <w:szCs w:val="28"/>
+        </w:rPr>
+        <w:t>Snake</w:t>
+      </w:r>
+      <w:proofErr w:type="spellEnd"/>
+      <w:r>
+        <w:rPr>
+          <w:rFonts w:ascii="Times New Roman" w:eastAsia="Times New Roman" w:hAnsi="Times New Roman" w:cs="Times New Roman"/>
+          <w:sz w:val="28"/>
+          <w:szCs w:val="28"/>
+        </w:rPr>
+        <w:t xml:space="preserve">) – это классический жанр аркадных игр, где игрок управляет постоянно растущей линией, избегая столкновений. </w:t>
       </w:r>
     </w:p>
     <w:p>
@@ -880,7 +909,97 @@
           <w:sz w:val="28"/>
           <w:szCs w:val="28"/>
         </w:rPr>
-        <w:t>Основы жанра заложила аркадная игра Blockade от команды Gremlin Interactive. Это была игра для двух игроков, где движение оставляло неисчезающий след, а столкновение с ним означало проигрыш. Одну из первых компьютерных адаптаций концепции под названием Worm создал Питер Трефонас для компьютера TRS-80. Каноническую версию разработал Танели Арманто, финский инженер Nokia. Он адаптировал идею для одиночной игры на телефоне Nokia 6110, добавив механику сбора точек (яблок) для роста змейки.</w:t>
+        <w:t xml:space="preserve">Основы жанра заложила аркадная игра </w:t>
+      </w:r>
+      <w:proofErr w:type="spellStart"/>
+      <w:r>
+        <w:rPr>
+          <w:rFonts w:ascii="Times New Roman" w:eastAsia="Times New Roman" w:hAnsi="Times New Roman" w:cs="Times New Roman"/>
+          <w:sz w:val="28"/>
+          <w:szCs w:val="28"/>
+        </w:rPr>
+        <w:t>Blockade</w:t>
+      </w:r>
+      <w:proofErr w:type="spellEnd"/>
+      <w:r>
+        <w:rPr>
+          <w:rFonts w:ascii="Times New Roman" w:eastAsia="Times New Roman" w:hAnsi="Times New Roman" w:cs="Times New Roman"/>
+          <w:sz w:val="28"/>
+          <w:szCs w:val="28"/>
+        </w:rPr>
+        <w:t xml:space="preserve"> от команды </w:t>
+      </w:r>
+      <w:proofErr w:type="spellStart"/>
+      <w:r>
+        <w:rPr>
+          <w:rFonts w:ascii="Times New Roman" w:eastAsia="Times New Roman" w:hAnsi="Times New Roman" w:cs="Times New Roman"/>
+          <w:sz w:val="28"/>
+          <w:szCs w:val="28"/>
+        </w:rPr>
+        <w:t>Gremlin</w:t>
+      </w:r>
+      <w:proofErr w:type="spellEnd"/>
+      <w:r>
+        <w:rPr>
+          <w:rFonts w:ascii="Times New Roman" w:eastAsia="Times New Roman" w:hAnsi="Times New Roman" w:cs="Times New Roman"/>
+          <w:sz w:val="28"/>
+          <w:szCs w:val="28"/>
+        </w:rPr>
+        <w:t xml:space="preserve"> Interactive. Это была игра для двух игроков, где движение оставляло неисчезающий след, а столкновение с ним означало проигрыш. Одну из первых компьютерных адаптаций концепции под названием </w:t>
+      </w:r>
+      <w:proofErr w:type="spellStart"/>
+      <w:r>
+        <w:rPr>
+          <w:rFonts w:ascii="Times New Roman" w:eastAsia="Times New Roman" w:hAnsi="Times New Roman" w:cs="Times New Roman"/>
+          <w:sz w:val="28"/>
+          <w:szCs w:val="28"/>
+        </w:rPr>
+        <w:t>Worm</w:t>
+      </w:r>
+      <w:proofErr w:type="spellEnd"/>
+      <w:r>
+        <w:rPr>
+          <w:rFonts w:ascii="Times New Roman" w:eastAsia="Times New Roman" w:hAnsi="Times New Roman" w:cs="Times New Roman"/>
+          <w:sz w:val="28"/>
+          <w:szCs w:val="28"/>
+        </w:rPr>
+        <w:t xml:space="preserve"> создал Питер </w:t>
+      </w:r>
+      <w:proofErr w:type="spellStart"/>
+      <w:r>
+        <w:rPr>
+          <w:rFonts w:ascii="Times New Roman" w:eastAsia="Times New Roman" w:hAnsi="Times New Roman" w:cs="Times New Roman"/>
+          <w:sz w:val="28"/>
+          <w:szCs w:val="28"/>
+        </w:rPr>
+        <w:t>Трефонас</w:t>
+      </w:r>
+      <w:proofErr w:type="spellEnd"/>
+      <w:r>
+        <w:rPr>
+          <w:rFonts w:ascii="Times New Roman" w:eastAsia="Times New Roman" w:hAnsi="Times New Roman" w:cs="Times New Roman"/>
+          <w:sz w:val="28"/>
+          <w:szCs w:val="28"/>
+        </w:rPr>
+        <w:t xml:space="preserve"> для компьютера TRS-80. Каноническую версию разработал Танели </w:t>
+      </w:r>
+      <w:proofErr w:type="spellStart"/>
+      <w:r>
+        <w:rPr>
+          <w:rFonts w:ascii="Times New Roman" w:eastAsia="Times New Roman" w:hAnsi="Times New Roman" w:cs="Times New Roman"/>
+          <w:sz w:val="28"/>
+          <w:szCs w:val="28"/>
+        </w:rPr>
+        <w:t>Арманто</w:t>
+      </w:r>
+      <w:proofErr w:type="spellEnd"/>
+      <w:r>
+        <w:rPr>
+          <w:rFonts w:ascii="Times New Roman" w:eastAsia="Times New Roman" w:hAnsi="Times New Roman" w:cs="Times New Roman"/>
+          <w:sz w:val="28"/>
+          <w:szCs w:val="28"/>
+        </w:rPr>
+        <w:t>, финский инженер Nokia. Он адаптировал идею для одиночной игры на телефоне Nokia 6110, добавив механику сбора точек (яблок) для роста змейки.</w:t>
       </w:r>
     </w:p>
     <w:p>
@@ -1079,15 +1198,7 @@
           <w:sz w:val="28"/>
           <w:szCs w:val="28"/>
         </w:rPr>
-        <w:t>Ф</w:t>
-      </w:r>
-      <w:r>
-        <w:rPr>
-          <w:rFonts w:ascii="Times New Roman" w:eastAsia="Times New Roman" w:hAnsi="Times New Roman" w:cs="Times New Roman"/>
-          <w:sz w:val="28"/>
-          <w:szCs w:val="28"/>
-        </w:rPr>
-        <w:t>ункциональные требования</w:t>
+        <w:t>Функциональные требования</w:t>
       </w:r>
     </w:p>
     <w:p>
@@ -1392,6 +1503,7 @@
           <w:rFonts w:ascii="Times New Roman" w:eastAsia="Times New Roman" w:hAnsi="Times New Roman" w:cs="Times New Roman"/>
           <w:sz w:val="28"/>
           <w:szCs w:val="28"/>
+          <w:lang w:val="en-US"/>
         </w:rPr>
       </w:pPr>
       <w:r>
@@ -1441,8 +1553,9 @@
           <w:sz w:val="28"/>
           <w:szCs w:val="28"/>
         </w:rPr>
-        <w:t xml:space="preserve">+ библиотека </w:t>
-      </w:r>
+        <w:t xml:space="preserve">+ </w:t>
+      </w:r>
+      <w:proofErr w:type="spellStart"/>
       <w:r>
         <w:rPr>
           <w:rFonts w:ascii="Times New Roman" w:eastAsia="Times New Roman" w:hAnsi="Times New Roman" w:cs="Times New Roman"/>
@@ -1450,58 +1563,9 @@
           <w:szCs w:val="28"/>
           <w:lang w:val="en-US"/>
         </w:rPr>
-        <w:t>Turtle</w:t>
-      </w:r>
-      <w:r>
-        <w:rPr>
-          <w:rFonts w:ascii="Times New Roman" w:eastAsia="Times New Roman" w:hAnsi="Times New Roman" w:cs="Times New Roman"/>
-          <w:sz w:val="28"/>
-          <w:szCs w:val="28"/>
-        </w:rPr>
-        <w:t xml:space="preserve"> </w:t>
-      </w:r>
-      <w:r>
-        <w:rPr>
-          <w:rFonts w:ascii="Times New Roman" w:eastAsia="Times New Roman" w:hAnsi="Times New Roman" w:cs="Times New Roman"/>
-          <w:sz w:val="28"/>
-          <w:szCs w:val="28"/>
-        </w:rPr>
-        <w:t xml:space="preserve">либо </w:t>
-      </w:r>
-      <w:r>
-        <w:rPr>
-          <w:rFonts w:ascii="Times New Roman" w:eastAsia="Times New Roman" w:hAnsi="Times New Roman" w:cs="Times New Roman"/>
-          <w:sz w:val="28"/>
-          <w:szCs w:val="28"/>
-          <w:lang w:val="en-US"/>
-        </w:rPr>
-        <w:t>Python</w:t>
-      </w:r>
-      <w:r>
-        <w:rPr>
-          <w:rFonts w:ascii="Times New Roman" w:eastAsia="Times New Roman" w:hAnsi="Times New Roman" w:cs="Times New Roman"/>
-          <w:sz w:val="28"/>
-          <w:szCs w:val="28"/>
-        </w:rPr>
-        <w:t xml:space="preserve"> </w:t>
-      </w:r>
-      <w:r>
-        <w:rPr>
-          <w:rFonts w:ascii="Times New Roman" w:eastAsia="Times New Roman" w:hAnsi="Times New Roman" w:cs="Times New Roman"/>
-          <w:sz w:val="28"/>
-          <w:szCs w:val="28"/>
-        </w:rPr>
-        <w:t xml:space="preserve">+ </w:t>
-      </w:r>
-      <w:r>
-        <w:rPr>
-          <w:rFonts w:ascii="Times New Roman" w:eastAsia="Times New Roman" w:hAnsi="Times New Roman" w:cs="Times New Roman"/>
-          <w:sz w:val="28"/>
-          <w:szCs w:val="28"/>
-          <w:lang w:val="en-US"/>
-        </w:rPr>
         <w:t>Tkinter</w:t>
       </w:r>
+      <w:proofErr w:type="spellEnd"/>
       <w:r>
         <w:rPr>
           <w:rFonts w:ascii="Times New Roman" w:eastAsia="Times New Roman" w:hAnsi="Times New Roman" w:cs="Times New Roman"/>
@@ -1580,6 +1644,7 @@
         </w:rPr>
         <w:t xml:space="preserve">библиотеки </w:t>
       </w:r>
+      <w:proofErr w:type="spellStart"/>
       <w:r>
         <w:rPr>
           <w:rFonts w:ascii="Times New Roman" w:eastAsia="Times New Roman" w:hAnsi="Times New Roman" w:cs="Times New Roman"/>
@@ -1589,6 +1654,7 @@
         </w:rPr>
         <w:t>Tkinter</w:t>
       </w:r>
+      <w:proofErr w:type="spellEnd"/>
       <w:r>
         <w:rPr>
           <w:rFonts w:ascii="Times New Roman" w:eastAsia="Times New Roman" w:hAnsi="Times New Roman" w:cs="Times New Roman"/>
@@ -1863,7 +1929,7 @@
                 <w:sz w:val="28"/>
                 <w:szCs w:val="28"/>
               </w:rPr>
-              <w:t>Проектировщик</w:t>
+              <w:t>Программист (геймплей)</w:t>
             </w:r>
           </w:p>
         </w:tc>
@@ -1890,7 +1956,7 @@
                 <w:sz w:val="28"/>
                 <w:szCs w:val="28"/>
               </w:rPr>
-              <w:t>Шильников М.Ю.</w:t>
+              <w:t xml:space="preserve">Шильников М.Ю., </w:t>
             </w:r>
             <w:r>
               <w:rPr>
@@ -1898,7 +1964,7 @@
                 <w:sz w:val="28"/>
                 <w:szCs w:val="28"/>
               </w:rPr>
-              <w:t>, студент группы ИСПк-203-52-00</w:t>
+              <w:t>студент группы ИСПк-203-52-00</w:t>
             </w:r>
           </w:p>
         </w:tc>
@@ -1925,7 +1991,15 @@
                 <w:sz w:val="28"/>
                 <w:szCs w:val="28"/>
               </w:rPr>
-              <w:t>Выбор языка программирования, проектирование</w:t>
+              <w:t>Написание кода логики: движение мяча, коллизии и т.д</w:t>
+            </w:r>
+            <w:r>
+              <w:rPr>
+                <w:rFonts w:ascii="Times New Roman" w:eastAsia="Times New Roman" w:hAnsi="Times New Roman" w:cs="Times New Roman"/>
+                <w:sz w:val="28"/>
+                <w:szCs w:val="28"/>
+              </w:rPr>
+              <w:t>.</w:t>
             </w:r>
           </w:p>
         </w:tc>
@@ -1954,7 +2028,7 @@
                 <w:sz w:val="28"/>
                 <w:szCs w:val="28"/>
               </w:rPr>
-              <w:t>Программист (геймплей)</w:t>
+              <w:t>Программист (интерфейс)</w:t>
             </w:r>
           </w:p>
         </w:tc>
@@ -1981,15 +2055,7 @@
                 <w:sz w:val="28"/>
                 <w:szCs w:val="28"/>
               </w:rPr>
-              <w:t>Шильников М.Ю.,</w:t>
-            </w:r>
-            <w:r>
-              <w:rPr>
-                <w:rFonts w:ascii="Times New Roman" w:eastAsia="Times New Roman" w:hAnsi="Times New Roman" w:cs="Times New Roman"/>
-                <w:sz w:val="28"/>
-                <w:szCs w:val="28"/>
-              </w:rPr>
-              <w:t xml:space="preserve"> </w:t>
+              <w:t xml:space="preserve">Шильников М.Ю., </w:t>
             </w:r>
             <w:r>
               <w:rPr>
@@ -2024,106 +2090,31 @@
                 <w:sz w:val="28"/>
                 <w:szCs w:val="28"/>
               </w:rPr>
-              <w:t>Написание кода логики: движение мяча, коллизии и т.д</w:t>
+              <w:t>Разработка меню, отрисовка счета и т</w:t>
             </w:r>
-          </w:p>
-        </w:tc>
-      </w:tr>
-      <w:tr>
-        <w:tc>
-          <w:tcPr>
-            <w:tcW w:w="0" w:type="auto"/>
-            <w:vAlign w:val="center"/>
-          </w:tcPr>
-          <w:p>
-            <w:pPr>
-              <w:pStyle w:val="ad"/>
-              <w:spacing w:after="0" w:line="360" w:lineRule="auto"/>
-              <w:ind w:left="0"/>
-              <w:jc w:val="center"/>
+            <w:r>
               <w:rPr>
                 <w:rFonts w:ascii="Times New Roman" w:eastAsia="Times New Roman" w:hAnsi="Times New Roman" w:cs="Times New Roman"/>
                 <w:sz w:val="28"/>
                 <w:szCs w:val="28"/>
               </w:rPr>
-            </w:pPr>
+              <w:t>.</w:t>
+            </w:r>
             <w:r>
               <w:rPr>
                 <w:rFonts w:ascii="Times New Roman" w:eastAsia="Times New Roman" w:hAnsi="Times New Roman" w:cs="Times New Roman"/>
                 <w:sz w:val="28"/>
                 <w:szCs w:val="28"/>
               </w:rPr>
-              <w:t>Программист (интерфейс)</w:t>
+              <w:t>д</w:t>
             </w:r>
-          </w:p>
-        </w:tc>
-        <w:tc>
-          <w:tcPr>
-            <w:tcW w:w="3443" w:type="dxa"/>
-            <w:vAlign w:val="center"/>
-          </w:tcPr>
-          <w:p>
-            <w:pPr>
-              <w:pStyle w:val="ad"/>
-              <w:spacing w:after="0" w:line="360" w:lineRule="auto"/>
-              <w:ind w:left="0"/>
-              <w:jc w:val="center"/>
+            <w:r>
               <w:rPr>
                 <w:rFonts w:ascii="Times New Roman" w:eastAsia="Times New Roman" w:hAnsi="Times New Roman" w:cs="Times New Roman"/>
                 <w:sz w:val="28"/>
                 <w:szCs w:val="28"/>
               </w:rPr>
-            </w:pPr>
-            <w:r>
-              <w:rPr>
-                <w:rFonts w:ascii="Times New Roman" w:eastAsia="Times New Roman" w:hAnsi="Times New Roman" w:cs="Times New Roman"/>
-                <w:sz w:val="28"/>
-                <w:szCs w:val="28"/>
-              </w:rPr>
-              <w:t>Шильников М.Ю.,</w:t>
-            </w:r>
-            <w:r>
-              <w:rPr>
-                <w:rFonts w:ascii="Times New Roman" w:eastAsia="Times New Roman" w:hAnsi="Times New Roman" w:cs="Times New Roman"/>
-                <w:sz w:val="28"/>
-                <w:szCs w:val="28"/>
-              </w:rPr>
-              <w:t xml:space="preserve"> </w:t>
-            </w:r>
-            <w:r>
-              <w:rPr>
-                <w:rFonts w:ascii="Times New Roman" w:eastAsia="Times New Roman" w:hAnsi="Times New Roman" w:cs="Times New Roman"/>
-                <w:sz w:val="28"/>
-                <w:szCs w:val="28"/>
-              </w:rPr>
-              <w:t>студент группы ИСПк-203-52-00</w:t>
-            </w:r>
-          </w:p>
-        </w:tc>
-        <w:tc>
-          <w:tcPr>
-            <w:tcW w:w="4246" w:type="dxa"/>
-            <w:vAlign w:val="center"/>
-          </w:tcPr>
-          <w:p>
-            <w:pPr>
-              <w:pStyle w:val="ad"/>
-              <w:spacing w:after="0" w:line="360" w:lineRule="auto"/>
-              <w:ind w:left="0"/>
-              <w:jc w:val="both"/>
-              <w:rPr>
-                <w:rFonts w:ascii="Times New Roman" w:eastAsia="Times New Roman" w:hAnsi="Times New Roman" w:cs="Times New Roman"/>
-                <w:sz w:val="28"/>
-                <w:szCs w:val="28"/>
-              </w:rPr>
-            </w:pPr>
-            <w:r>
-              <w:rPr>
-                <w:rFonts w:ascii="Times New Roman" w:eastAsia="Times New Roman" w:hAnsi="Times New Roman" w:cs="Times New Roman"/>
-                <w:sz w:val="28"/>
-                <w:szCs w:val="28"/>
-              </w:rPr>
-              <w:t>Разработка меню, отрисовка счета и тд</w:t>
+              <w:t>.</w:t>
             </w:r>
           </w:p>
         </w:tc>
@@ -3403,15 +3394,7 @@
           <w:sz w:val="28"/>
           <w:szCs w:val="28"/>
         </w:rPr>
-        <w:t>В коде игры используется модульная архитектура</w:t>
-      </w:r>
-      <w:r>
-        <w:rPr>
-          <w:rFonts w:ascii="Times New Roman" w:eastAsia="Times New Roman" w:hAnsi="Times New Roman" w:cs="Times New Roman"/>
-          <w:sz w:val="28"/>
-          <w:szCs w:val="28"/>
-        </w:rPr>
-        <w:t>.</w:t>
+        <w:t>В коде игры используется модульная архитектура.</w:t>
       </w:r>
     </w:p>
     <w:p>
@@ -3517,6 +3500,7 @@
         </w:rPr>
         <w:t>«</w:t>
       </w:r>
+      <w:proofErr w:type="spellStart"/>
       <w:r>
         <w:rPr>
           <w:rFonts w:ascii="Times New Roman" w:eastAsia="Times New Roman" w:hAnsi="Times New Roman" w:cs="Times New Roman"/>
@@ -3525,6 +3509,7 @@
         </w:rPr>
         <w:t>Snake</w:t>
       </w:r>
+      <w:proofErr w:type="spellEnd"/>
       <w:r>
         <w:rPr>
           <w:rFonts w:ascii="Times New Roman" w:eastAsia="Times New Roman" w:hAnsi="Times New Roman" w:cs="Times New Roman"/>
@@ -3692,7 +3677,25 @@
           <w:sz w:val="28"/>
           <w:szCs w:val="28"/>
         </w:rPr>
-        <w:t>код игры полностью адаптивный в классе управления ресурсами реализована, как автоматическая валидация данных так и ручная.</w:t>
+        <w:t xml:space="preserve">код игры полностью адаптивный в классе управления ресурсами реализована, как автоматическая валидация </w:t>
+      </w:r>
+      <w:proofErr w:type="gramStart"/>
+      <w:r>
+        <w:rPr>
+          <w:rFonts w:ascii="Times New Roman" w:eastAsia="Times New Roman" w:hAnsi="Times New Roman" w:cs="Times New Roman"/>
+          <w:sz w:val="28"/>
+          <w:szCs w:val="28"/>
+        </w:rPr>
+        <w:t>данных</w:t>
+      </w:r>
+      <w:proofErr w:type="gramEnd"/>
+      <w:r>
+        <w:rPr>
+          <w:rFonts w:ascii="Times New Roman" w:eastAsia="Times New Roman" w:hAnsi="Times New Roman" w:cs="Times New Roman"/>
+          <w:sz w:val="28"/>
+          <w:szCs w:val="28"/>
+        </w:rPr>
+        <w:t xml:space="preserve"> так и ручная.</w:t>
       </w:r>
     </w:p>
     <w:p>
@@ -3757,6 +3760,7 @@
         </w:rPr>
         <w:t xml:space="preserve">при клонировании </w:t>
       </w:r>
+      <w:proofErr w:type="spellStart"/>
       <w:r>
         <w:rPr>
           <w:rFonts w:ascii="Times New Roman" w:eastAsia="Times New Roman" w:hAnsi="Times New Roman" w:cs="Times New Roman"/>
@@ -3766,6 +3770,7 @@
         </w:rPr>
         <w:t>Github</w:t>
       </w:r>
+      <w:proofErr w:type="spellEnd"/>
       <w:r>
         <w:rPr>
           <w:rFonts w:ascii="Times New Roman" w:eastAsia="Times New Roman" w:hAnsi="Times New Roman" w:cs="Times New Roman"/>
@@ -4006,7 +4011,25 @@
           <w:sz w:val="28"/>
           <w:szCs w:val="28"/>
         </w:rPr>
-        <w:t>». Проведен анализ текущего состояния проекта, сформулированы функциональные требования, выбрано оптимальное программное решение (Python + Tkinter), определены роли участников и составлен план-график работ. Разработанные документы (проектные решения, инструкции, структура презентации) являются основой для успешной реализации информационной системы. Цель работы достигнута.</w:t>
+        <w:t xml:space="preserve">». Проведен анализ текущего состояния проекта, сформулированы функциональные требования, выбрано оптимальное программное решение (Python + </w:t>
+      </w:r>
+      <w:proofErr w:type="spellStart"/>
+      <w:r>
+        <w:rPr>
+          <w:color w:val="0F1115"/>
+          <w:sz w:val="28"/>
+          <w:szCs w:val="28"/>
+        </w:rPr>
+        <w:t>Tkinter</w:t>
+      </w:r>
+      <w:proofErr w:type="spellEnd"/>
+      <w:r>
+        <w:rPr>
+          <w:color w:val="0F1115"/>
+          <w:sz w:val="28"/>
+          <w:szCs w:val="28"/>
+        </w:rPr>
+        <w:t>), определены роли участников и составлен план-график работ. Разработанные документы (проектные решения, инструкции, структура презентации) являются основой для успешной реализации информационной системы. Цель работы достигнута.</w:t>
       </w:r>
     </w:p>
     <w:sectPr>
